--- a/downloads/teacher/05 Materials/Unit 01/Handouts/Handout 01.09 - Nutrient Sort Cards.docx
+++ b/downloads/teacher/05 Materials/Unit 01/Handouts/Handout 01.09 - Nutrient Sort Cards.docx
@@ -259,7 +259,7 @@
               <w:t xml:space="preserve"> </w:t>
             </w:r>
             <w:r>
-              <w:t xml:space="preserve">(a green fruit cut in half with the pit)</w:t>
+              <w:t xml:space="preserve">(a green fruit cut in half with the pit) 8</w:t>
             </w:r>
           </w:p>
         </w:tc>
@@ -1113,56 +1113,6 @@
         </w:tc>
       </w:tr>
     </w:tbl>
-    <w:p>
-      <w:pPr>
-        <w:pStyle w:val="BodyText"/>
-      </w:pPr>
-      <w:r>
-        <w:rPr>
-          <w:b/>
-        </w:rPr>
-        <w:t xml:space="preserve">Word bank</w:t>
-      </w:r>
-      <w:r>
-        <w:t xml:space="preserve"> </w:t>
-      </w:r>
-      <w:r>
-        <w:t xml:space="preserve">(for the nutrient names):</w:t>
-      </w:r>
-      <w:r>
-        <w:t xml:space="preserve"> </w:t>
-      </w:r>
-      <w:r>
-        <w:rPr>
-          <w:rStyle w:val="TeacherNote"/>
-        </w:rPr>
-        <w:t xml:space="preserve">[Sal: paste the Turkish, Portuguese, and Spanish words from</w:t>
-      </w:r>
-      <w:r>
-        <w:rPr>
-          <w:rStyle w:val="TeacherNote"/>
-        </w:rPr>
-        <w:t xml:space="preserve"> </w:t>
-      </w:r>
-      <w:r>
-        <w:rPr>
-          <w:rStyle w:val="VerbatimChar"/>
-        </w:rPr>
-        <w:t xml:space="preserve">Vocabulary 01.md</w:t>
-      </w:r>
-      <w:r>
-        <w:rPr>
-          <w:rStyle w:val="TeacherNote"/>
-        </w:rPr>
-        <w:t xml:space="preserve"> </w:t>
-      </w:r>
-      <w:r>
-        <w:rPr>
-          <w:rStyle w:val="TeacherNote"/>
-        </w:rPr>
-        <w:t xml:space="preserve">here before printing.]</w:t>
-      </w:r>
-    </w:p>
     <w:p>
       <w:pPr>
         <w:pStyle w:val="BodyText"/>
@@ -3338,7 +3288,7 @@
               <w:jc w:val="left"/>
             </w:pPr>
             <w:r>
-              <w:t xml:space="preserve">Proteins and minerals (calcium, vitamin D); also water and fiber (carbohydrates)</w:t>
+              <w:t xml:space="preserve">Proteins and minerals (calcium) with vitamin D; also water and fiber (carbohydrates)</w:t>
             </w:r>
           </w:p>
         </w:tc>
